--- a/public/fun/forms/이력서_인테리어시공·설계_10_JSONResume형.docx
+++ b/public/fun/forms/이력서_인테리어시공·설계_10_JSONResume형.docx
@@ -345,7 +345,7 @@
           <w:color w:val="36508C"/>
           <w:sz w:val="17"/>
         </w:rPr>
-        <w:t>certificates</w:t>
+        <w:t>education</w:t>
       </w:r>
       <w:r>
         <w:rPr>
@@ -354,7 +354,7 @@
           <w:color w:val="1B2C55"/>
           <w:sz w:val="22"/>
         </w:rPr>
-        <w:t xml:space="preserve">   면허 · 자격</w:t>
+        <w:t xml:space="preserve">   학력 · 교육</w:t>
       </w:r>
     </w:p>
     <w:tbl>
@@ -380,9 +380,8 @@
       </w:tblPr>
       <w:tblGrid>
         <w:gridCol w:w="2070"/>
-        <w:gridCol w:w="2760"/>
-        <w:gridCol w:w="2760"/>
-        <w:gridCol w:w="2760"/>
+        <w:gridCol w:w="4140"/>
+        <w:gridCol w:w="4140"/>
       </w:tblGrid>
       <w:tr>
         <w:trPr>
@@ -406,13 +405,13 @@
                 <w:color w:val="1B2C55"/>
                 <w:sz w:val="19"/>
               </w:rPr>
-              <w:t>취득일</w:t>
+              <w:t>기 간</w:t>
             </w:r>
           </w:p>
         </w:tc>
         <w:tc>
           <w:tcPr>
-            <w:tcW w:type="dxa" w:w="2760"/>
+            <w:tcW w:type="dxa" w:w="4140"/>
             <w:shd w:val="clear" w:color="auto" w:fill="F1F2F6"/>
             <w:vAlign w:val="center"/>
           </w:tcPr>
@@ -427,13 +426,13 @@
                 <w:color w:val="1B2C55"/>
                 <w:sz w:val="19"/>
               </w:rPr>
-              <w:t>면허 · 자격명</w:t>
+              <w:t>학교 / 기관</w:t>
             </w:r>
           </w:p>
         </w:tc>
         <w:tc>
           <w:tcPr>
-            <w:tcW w:type="dxa" w:w="2760"/>
+            <w:tcW w:type="dxa" w:w="4140"/>
             <w:shd w:val="clear" w:color="auto" w:fill="F1F2F6"/>
             <w:vAlign w:val="center"/>
           </w:tcPr>
@@ -448,28 +447,70 @@
                 <w:color w:val="1B2C55"/>
                 <w:sz w:val="19"/>
               </w:rPr>
-              <w:t>발급 기관</w:t>
+              <w:t>내 용</w:t>
+            </w:r>
+          </w:p>
+        </w:tc>
+      </w:tr>
+      <w:tr>
+        <w:trPr>
+          <w:trHeight w:val="465" w:hRule="atLeast"/>
+          <w:cantSplit/>
+        </w:trPr>
+        <w:tc>
+          <w:tcPr>
+            <w:tcW w:type="dxa" w:w="2070"/>
+            <w:vAlign w:val="center"/>
+          </w:tcPr>
+          <w:p>
+            <w:pPr>
+              <w:spacing w:before="0" w:after="0"/>
+              <w:jc w:val="left"/>
+            </w:pPr>
+            <w:r>
+              <w:rPr>
+                <w:color w:val="A9B0B8"/>
+                <w:sz w:val="16"/>
+              </w:rPr>
+              <w:t>예) 2022.03 ~ 2024.02</w:t>
             </w:r>
           </w:p>
         </w:tc>
         <w:tc>
           <w:tcPr>
-            <w:tcW w:type="dxa" w:w="2760"/>
-            <w:shd w:val="clear" w:color="auto" w:fill="F1F2F6"/>
+            <w:tcW w:type="dxa" w:w="4140"/>
             <w:vAlign w:val="center"/>
           </w:tcPr>
           <w:p>
             <w:pPr>
               <w:spacing w:before="0" w:after="0"/>
-              <w:jc w:val="center"/>
+              <w:jc w:val="left"/>
             </w:pPr>
             <w:r>
               <w:rPr>
-                <w:b/>
-                <w:color w:val="1B2C55"/>
-                <w:sz w:val="19"/>
+                <w:color w:val="A9B0B8"/>
+                <w:sz w:val="16"/>
               </w:rPr>
-              <w:t>번 호</w:t>
+              <w:t>○○대학교 (졸업)</w:t>
+            </w:r>
+          </w:p>
+        </w:tc>
+        <w:tc>
+          <w:tcPr>
+            <w:tcW w:type="dxa" w:w="4140"/>
+            <w:vAlign w:val="center"/>
+          </w:tcPr>
+          <w:p>
+            <w:pPr>
+              <w:spacing w:before="0" w:after="0"/>
+              <w:jc w:val="left"/>
+            </w:pPr>
+            <w:r>
+              <w:rPr>
+                <w:color w:val="A9B0B8"/>
+                <w:sz w:val="16"/>
+              </w:rPr>
+              <w:t>배운 점 · 활동 내용</w:t>
             </w:r>
           </w:p>
         </w:tc>
@@ -488,21 +529,14 @@
         </w:tc>
         <w:tc>
           <w:tcPr>
-            <w:tcW w:type="dxa" w:w="2760"/>
+            <w:tcW w:type="dxa" w:w="4140"/>
             <w:vAlign w:val="center"/>
           </w:tcPr>
           <w:p/>
         </w:tc>
         <w:tc>
           <w:tcPr>
-            <w:tcW w:type="dxa" w:w="2760"/>
-            <w:vAlign w:val="center"/>
-          </w:tcPr>
-          <w:p/>
-        </w:tc>
-        <w:tc>
-          <w:tcPr>
-            <w:tcW w:type="dxa" w:w="2760"/>
+            <w:tcW w:type="dxa" w:w="4140"/>
             <w:vAlign w:val="center"/>
           </w:tcPr>
           <w:p/>
@@ -522,55 +556,14 @@
         </w:tc>
         <w:tc>
           <w:tcPr>
-            <w:tcW w:type="dxa" w:w="2760"/>
+            <w:tcW w:type="dxa" w:w="4140"/>
             <w:vAlign w:val="center"/>
           </w:tcPr>
           <w:p/>
         </w:tc>
         <w:tc>
           <w:tcPr>
-            <w:tcW w:type="dxa" w:w="2760"/>
-            <w:vAlign w:val="center"/>
-          </w:tcPr>
-          <w:p/>
-        </w:tc>
-        <w:tc>
-          <w:tcPr>
-            <w:tcW w:type="dxa" w:w="2760"/>
-            <w:vAlign w:val="center"/>
-          </w:tcPr>
-          <w:p/>
-        </w:tc>
-      </w:tr>
-      <w:tr>
-        <w:trPr>
-          <w:trHeight w:val="465" w:hRule="atLeast"/>
-          <w:cantSplit/>
-        </w:trPr>
-        <w:tc>
-          <w:tcPr>
-            <w:tcW w:type="dxa" w:w="2070"/>
-            <w:vAlign w:val="center"/>
-          </w:tcPr>
-          <w:p/>
-        </w:tc>
-        <w:tc>
-          <w:tcPr>
-            <w:tcW w:type="dxa" w:w="2760"/>
-            <w:vAlign w:val="center"/>
-          </w:tcPr>
-          <w:p/>
-        </w:tc>
-        <w:tc>
-          <w:tcPr>
-            <w:tcW w:type="dxa" w:w="2760"/>
-            <w:vAlign w:val="center"/>
-          </w:tcPr>
-          <w:p/>
-        </w:tc>
-        <w:tc>
-          <w:tcPr>
-            <w:tcW w:type="dxa" w:w="2760"/>
+            <w:tcW w:type="dxa" w:w="4140"/>
             <w:vAlign w:val="center"/>
           </w:tcPr>
           <w:p/>
@@ -753,7 +746,19 @@
             <w:tcW w:type="dxa" w:w="2070"/>
             <w:vAlign w:val="center"/>
           </w:tcPr>
-          <w:p/>
+          <w:p>
+            <w:pPr>
+              <w:spacing w:before="0" w:after="0"/>
+              <w:jc w:val="left"/>
+            </w:pPr>
+            <w:r>
+              <w:rPr>
+                <w:color w:val="A9B0B8"/>
+                <w:sz w:val="16"/>
+              </w:rPr>
+              <w:t>예) 2022.03 ~ 2024.02</w:t>
+            </w:r>
+          </w:p>
         </w:tc>
         <w:tc>
           <w:tcPr>
@@ -1227,7 +1232,7 @@
           <w:color w:val="36508C"/>
           <w:sz w:val="17"/>
         </w:rPr>
-        <w:t>education</w:t>
+        <w:t>certificates</w:t>
       </w:r>
       <w:r>
         <w:rPr>
@@ -1236,7 +1241,7 @@
           <w:color w:val="1B2C55"/>
           <w:sz w:val="22"/>
         </w:rPr>
-        <w:t xml:space="preserve">   학력 · 교육</w:t>
+        <w:t xml:space="preserve">   면허 · 자격</w:t>
       </w:r>
     </w:p>
     <w:tbl>
@@ -1262,8 +1267,9 @@
       </w:tblPr>
       <w:tblGrid>
         <w:gridCol w:w="2070"/>
-        <w:gridCol w:w="4140"/>
-        <w:gridCol w:w="4140"/>
+        <w:gridCol w:w="2760"/>
+        <w:gridCol w:w="2760"/>
+        <w:gridCol w:w="2760"/>
       </w:tblGrid>
       <w:tr>
         <w:trPr>
@@ -1287,13 +1293,13 @@
                 <w:color w:val="1B2C55"/>
                 <w:sz w:val="19"/>
               </w:rPr>
-              <w:t>기 간</w:t>
+              <w:t>취득일</w:t>
             </w:r>
           </w:p>
         </w:tc>
         <w:tc>
           <w:tcPr>
-            <w:tcW w:type="dxa" w:w="4140"/>
+            <w:tcW w:type="dxa" w:w="2760"/>
             <w:shd w:val="clear" w:color="auto" w:fill="F1F2F6"/>
             <w:vAlign w:val="center"/>
           </w:tcPr>
@@ -1308,13 +1314,13 @@
                 <w:color w:val="1B2C55"/>
                 <w:sz w:val="19"/>
               </w:rPr>
-              <w:t>학교 / 기관</w:t>
+              <w:t>면허 · 자격명</w:t>
             </w:r>
           </w:p>
         </w:tc>
         <w:tc>
           <w:tcPr>
-            <w:tcW w:type="dxa" w:w="4140"/>
+            <w:tcW w:type="dxa" w:w="2760"/>
             <w:shd w:val="clear" w:color="auto" w:fill="F1F2F6"/>
             <w:vAlign w:val="center"/>
           </w:tcPr>
@@ -1329,7 +1335,28 @@
                 <w:color w:val="1B2C55"/>
                 <w:sz w:val="19"/>
               </w:rPr>
-              <w:t>내 용</w:t>
+              <w:t>발급 기관</w:t>
+            </w:r>
+          </w:p>
+        </w:tc>
+        <w:tc>
+          <w:tcPr>
+            <w:tcW w:type="dxa" w:w="2760"/>
+            <w:shd w:val="clear" w:color="auto" w:fill="F1F2F6"/>
+            <w:vAlign w:val="center"/>
+          </w:tcPr>
+          <w:p>
+            <w:pPr>
+              <w:spacing w:before="0" w:after="0"/>
+              <w:jc w:val="center"/>
+            </w:pPr>
+            <w:r>
+              <w:rPr>
+                <w:b/>
+                <w:color w:val="1B2C55"/>
+                <w:sz w:val="19"/>
+              </w:rPr>
+              <w:t>번 호</w:t>
             </w:r>
           </w:p>
         </w:tc>
@@ -1344,18 +1371,61 @@
             <w:tcW w:type="dxa" w:w="2070"/>
             <w:vAlign w:val="center"/>
           </w:tcPr>
-          <w:p/>
+          <w:p>
+            <w:pPr>
+              <w:spacing w:before="0" w:after="0"/>
+              <w:jc w:val="left"/>
+            </w:pPr>
+            <w:r>
+              <w:rPr>
+                <w:color w:val="A9B0B8"/>
+                <w:sz w:val="16"/>
+              </w:rPr>
+              <w:t>예) 2023.05.</w:t>
+            </w:r>
+          </w:p>
         </w:tc>
         <w:tc>
           <w:tcPr>
-            <w:tcW w:type="dxa" w:w="4140"/>
+            <w:tcW w:type="dxa" w:w="2760"/>
             <w:vAlign w:val="center"/>
           </w:tcPr>
-          <w:p/>
+          <w:p>
+            <w:pPr>
+              <w:spacing w:before="0" w:after="0"/>
+              <w:jc w:val="left"/>
+            </w:pPr>
+            <w:r>
+              <w:rPr>
+                <w:color w:val="A9B0B8"/>
+                <w:sz w:val="16"/>
+              </w:rPr>
+              <w:t>○○ 자격</w:t>
+            </w:r>
+          </w:p>
         </w:tc>
         <w:tc>
           <w:tcPr>
-            <w:tcW w:type="dxa" w:w="4140"/>
+            <w:tcW w:type="dxa" w:w="2760"/>
+            <w:vAlign w:val="center"/>
+          </w:tcPr>
+          <w:p>
+            <w:pPr>
+              <w:spacing w:before="0" w:after="0"/>
+              <w:jc w:val="left"/>
+            </w:pPr>
+            <w:r>
+              <w:rPr>
+                <w:color w:val="A9B0B8"/>
+                <w:sz w:val="16"/>
+              </w:rPr>
+              <w:t>○○공단</w:t>
+            </w:r>
+          </w:p>
+        </w:tc>
+        <w:tc>
+          <w:tcPr>
+            <w:tcW w:type="dxa" w:w="2760"/>
             <w:vAlign w:val="center"/>
           </w:tcPr>
           <w:p/>
@@ -1375,14 +1445,21 @@
         </w:tc>
         <w:tc>
           <w:tcPr>
-            <w:tcW w:type="dxa" w:w="4140"/>
+            <w:tcW w:type="dxa" w:w="2760"/>
             <w:vAlign w:val="center"/>
           </w:tcPr>
           <w:p/>
         </w:tc>
         <w:tc>
           <w:tcPr>
-            <w:tcW w:type="dxa" w:w="4140"/>
+            <w:tcW w:type="dxa" w:w="2760"/>
+            <w:vAlign w:val="center"/>
+          </w:tcPr>
+          <w:p/>
+        </w:tc>
+        <w:tc>
+          <w:tcPr>
+            <w:tcW w:type="dxa" w:w="2760"/>
             <w:vAlign w:val="center"/>
           </w:tcPr>
           <w:p/>
@@ -1402,14 +1479,21 @@
         </w:tc>
         <w:tc>
           <w:tcPr>
-            <w:tcW w:type="dxa" w:w="4140"/>
+            <w:tcW w:type="dxa" w:w="2760"/>
             <w:vAlign w:val="center"/>
           </w:tcPr>
           <w:p/>
         </w:tc>
         <w:tc>
           <w:tcPr>
-            <w:tcW w:type="dxa" w:w="4140"/>
+            <w:tcW w:type="dxa" w:w="2760"/>
+            <w:vAlign w:val="center"/>
+          </w:tcPr>
+          <w:p/>
+        </w:tc>
+        <w:tc>
+          <w:tcPr>
+            <w:tcW w:type="dxa" w:w="2760"/>
             <w:vAlign w:val="center"/>
           </w:tcPr>
           <w:p/>

--- a/public/fun/forms/이력서_인테리어시공·설계_10_JSONResume형.docx
+++ b/public/fun/forms/이력서_인테리어시공·설계_10_JSONResume형.docx
@@ -668,7 +668,9 @@
                 <w:color w:val="1B2C55"/>
                 <w:sz w:val="19"/>
               </w:rPr>
-              <w:t>현장 · 프로젝트</w:t>
+              <w:t>현장 ·</w:t>
+              <w:br/>
+              <w:t>프로젝트</w:t>
             </w:r>
           </w:p>
         </w:tc>

--- a/public/fun/forms/이력서_인테리어시공·설계_10_JSONResume형.docx
+++ b/public/fun/forms/이력서_인테리어시공·설계_10_JSONResume형.docx
@@ -472,7 +472,7 @@
                 <w:color w:val="A9B0B8"/>
                 <w:sz w:val="16"/>
               </w:rPr>
-              <w:t>예) 2022.03 ~ 2024.02</w:t>
+              <w:t>예) ○○○○.○○ ~ ○○○○.○○</w:t>
             </w:r>
           </w:p>
         </w:tc>
@@ -491,7 +491,7 @@
                 <w:color w:val="A9B0B8"/>
                 <w:sz w:val="16"/>
               </w:rPr>
-              <w:t>○○대학교 (졸업)</w:t>
+              <w:t>학교명 입력 (졸업)</w:t>
             </w:r>
           </w:p>
         </w:tc>
@@ -758,7 +758,7 @@
                 <w:color w:val="A9B0B8"/>
                 <w:sz w:val="16"/>
               </w:rPr>
-              <w:t>예) 2022.03 ~ 2024.02</w:t>
+              <w:t>예) ○○○○.○○ ~ ○○○○.○○</w:t>
             </w:r>
           </w:p>
         </w:tc>
@@ -1383,7 +1383,7 @@
                 <w:color w:val="A9B0B8"/>
                 <w:sz w:val="16"/>
               </w:rPr>
-              <w:t>예) 2023.05.</w:t>
+              <w:t>예) ○○○○.○○.</w:t>
             </w:r>
           </w:p>
         </w:tc>
@@ -1912,7 +1912,7 @@
                 <w:color w:val="36508C"/>
                 <w:sz w:val="19"/>
               </w:rPr>
-              <w:t>2021~현재 · ○○인테리어 · 상가 리모델링 28건 · 평균 공기 준수율 96%, 하자 접수 −35%</w:t>
+              <w:t>기간 입력 · ○○인테리어 · 상가 리모델링 28건 · 평균 공기 준수율 96%, 하자 접수 −35%</w:t>
             </w:r>
           </w:p>
         </w:tc>
